--- a/docs/G1_Campaign2_Deployment_Test_Protocol.docx
+++ b/docs/G1_Campaign2_Deployment_Test_Protocol.docx
@@ -189,7 +189,7 @@
           <w:sz w:val="17"/>
           <w:color w:val="1A1A1A"/>
         </w:rPr>
-        <w:t xml:space="preserve">  --fx 300 --fy 300 --cx 160 --cy 120 --cam-h 1.10 --cam-pitch -10</w:t>
+        <w:t xml:space="preserve">  --fx 300 --fy 300 --cx 160 --cy 90 --cam-h 1.10 --cam-pitch -10   # frames are 16:9 (320x180)!</w:t>
       </w:r>
     </w:p>
     <w:p>
@@ -435,21 +435,21 @@
           <w:sz w:val="17"/>
           <w:color w:val="1A1A1A"/>
         </w:rPr>
-        <w:t xml:space="preserve"># server side (replace the intrinsics):   --fx 600 --fy 600 --cx 320 --cy 240</w:t>
-      </w:r>
-    </w:p>
-    <w:p>
-      <w:pPr>
-        <w:spacing w:after="0"/>
-        <w:shd w:val="clear" w:fill="F4F4F0"/>
-      </w:pPr>
-      <w:r>
-        <w:rPr>
-          <w:rFonts w:ascii="Consolas" w:hAnsi="Consolas"/>
-          <w:sz w:val="17"/>
-          <w:color w:val="1A1A1A"/>
-        </w:rPr>
-        <w:t xml:space="preserve"># RULE: capture width and intrinsics must always match (320-&gt; fx300 cx160 cy120; 640-&gt; fx600 cx320 cy240).</w:t>
+        <w:t xml:space="preserve"># server side (replace the intrinsics):   --fx 600 --fy 600 --cx 320 --cy 180</w:t>
+      </w:r>
+    </w:p>
+    <w:p>
+      <w:pPr>
+        <w:spacing w:after="0"/>
+        <w:shd w:val="clear" w:fill="F4F4F0"/>
+      </w:pPr>
+      <w:r>
+        <w:rPr>
+          <w:rFonts w:ascii="Consolas" w:hAnsi="Consolas"/>
+          <w:sz w:val="17"/>
+          <w:color w:val="1A1A1A"/>
+        </w:rPr>
+        <w:t xml:space="preserve"># RULE: capture width and intrinsics must always match (320x180-&gt; fx300 cx160 cy90; 640x360-&gt; fx600 cx320 cy180).</w:t>
       </w:r>
     </w:p>
     <w:p>

--- a/docs/G1_Campaign2_Deployment_Test_Protocol.docx
+++ b/docs/G1_Campaign2_Deployment_Test_Protocol.docx
@@ -824,7 +824,7 @@
         <w:rPr>
           <w:sz w:val="20"/>
         </w:rPr>
-        <w:t xml:space="preserve">Registers the sofa arm and the low cabinet in the static map layer so the planner routes around them proactively (the camera brake stays as safety net). Drive the robot manually to face each item at 1–1.5 m, standing still ~10 s each, from 2 angles, while the perception server runs; the static layer accumulates via the existing waypoint/sweep tooling. Then verify the cells appear in </w:t>
+        <w:t xml:space="preserve">Registers the sofa arm and the low cabinet in the static map layer so the planner routes around them proactively (the camera brake stays as safety net). With the robot standing 1–1.5 m in front of each item, run the NEW command  G1_PERC=127.0.0.1:8008 python3 g1_goto.py furniture 15  (accumulates VISION depth cells — the old waypoint sweep is laser-based and cannot see low furniture). Repeat from a second angle; it prints each added cell — verify they match the real item. REQUIRED before water runs: in run 153921 the camera brake correctly prevented contact at the unmapped sofa, but the planner then stalled through it → governed HELP at 22.8 s; with the sofa in the map, A* routes around and the brake stays a safety net. Cells are stored in </w:t>
       </w:r>
       <w:r>
         <w:rPr>
